--- a/biological-research/SYNTHESIS-multi-organ-gestational-oxygen-timing.docx
+++ b/biological-research/SYNTHESIS-multi-organ-gestational-oxygen-timing.docx
@@ -109,7 +109,7 @@
         <w:t xml:space="preserve"> </w:t>
       </w:r>
       <w:r>
-        <w:t xml:space="preserve">Preprint — submitted for open review</w:t>
+        <w:t xml:space="preserve">Preprint — rejected by medRxiv (out of scope)</w:t>
       </w:r>
     </w:p>
     <w:p>
@@ -7431,7 +7431,7 @@
           <w:i/>
           <w:iCs/>
         </w:rPr>
-        <w:t xml:space="preserve">This paper extends the author’s previously submitted preprint on gestational oxygen-timing alignment in white matter (Carpenter, 2026, medRxiv, DOI pending) to a general framework encompassing ten organ systems. All source data are curated at https://github.com/JustNothingJay/SECS_Research.</w:t>
+        <w:t xml:space="preserve">This paper extends the author’s gestational oxygen-timing alignment framework in white matter (Carpenter, 2026) to a general framework encompassing ten organ systems. All source data are curated at https://github.com/JustNothingJay/SECS_Research.</w:t>
       </w:r>
     </w:p>
     <w:bookmarkEnd w:id="59"/>
